--- a/assets/Anastasia-Volkova-CV.docx
+++ b/assets/Anastasia-Volkova-CV.docx
@@ -74,7 +74,7 @@
         </w:rPr>
         <w:t xml:space="preserve">   ·   </w:t>
       </w:r>
-      <w:hyperlink w:history="1" r:id="rId5u-bgssitbma7p1761glb">
+      <w:hyperlink w:history="1" r:id="rIdo-ptxrobtiz1hpvauhlgo">
         <w:r>
           <w:rPr>
             <w:rFonts w:ascii="Calibri" w:cs="Calibri" w:eastAsia="Calibri" w:hAnsi="Calibri"/>
@@ -94,7 +94,7 @@
         </w:rPr>
         <w:t xml:space="preserve">   ·   </w:t>
       </w:r>
-      <w:hyperlink w:history="1" r:id="rIdnb3jekvnp087j1oqhyqrj">
+      <w:hyperlink w:history="1" r:id="rIdmhs_vueyhj18adlv5hger">
         <w:r>
           <w:rPr>
             <w:rFonts w:ascii="Calibri" w:cs="Calibri" w:eastAsia="Calibri" w:hAnsi="Calibri"/>
@@ -102,7 +102,7 @@
             <w:sz w:val="19"/>
             <w:szCs w:val="19"/>
           </w:rPr>
-          <w:t xml:space="preserve">siabookkeeping.vercel.app</w:t>
+          <w:t xml:space="preserve">siabookkeeping.com</w:t>
         </w:r>
       </w:hyperlink>
     </w:p>
@@ -478,7 +478,7 @@
         </w:rPr>
         <w:t xml:space="preserve"> </w:t>
       </w:r>
-      <w:hyperlink w:history="1" r:id="rIdxqwfe-tk1rhkb2uagzcca">
+      <w:hyperlink w:history="1" r:id="rIdmlmfob-9lki4f054woc4c">
         <w:r>
           <w:rPr>
             <w:rFonts w:ascii="Calibri" w:cs="Calibri" w:eastAsia="Calibri" w:hAnsi="Calibri"/>
@@ -746,7 +746,7 @@
         </w:rPr>
         <w:t xml:space="preserve"> · </w:t>
       </w:r>
-      <w:hyperlink w:history="1" r:id="rIdavyar3c4ysbaqw3mkvxo8">
+      <w:hyperlink w:history="1" r:id="rIduzmeva21_kzimkymgsahy">
         <w:r>
           <w:rPr>
             <w:rFonts w:ascii="Calibri" w:cs="Calibri" w:eastAsia="Calibri" w:hAnsi="Calibri"/>
@@ -796,7 +796,7 @@
         </w:rPr>
         <w:t xml:space="preserve"> · </w:t>
       </w:r>
-      <w:hyperlink w:history="1" r:id="rId6g4kz9lpoyep6-twv00bw">
+      <w:hyperlink w:history="1" r:id="rIddyqk-faxco9vmc2uep5gx">
         <w:r>
           <w:rPr>
             <w:rFonts w:ascii="Calibri" w:cs="Calibri" w:eastAsia="Calibri" w:hAnsi="Calibri"/>
